--- a/Andres Pereira/PYTHON/PYTEST/Documentacion Pytest.docx
+++ b/Andres Pereira/PYTHON/PYTEST/Documentacion Pytest.docx
@@ -416,6 +416,7 @@
     <w:p>
       <w:pPr>
         <w:pStyle w:val="Ttulo1"/>
+        <w:jc w:val="both"/>
         <w:rPr>
           <w:rFonts w:ascii="Arial" w:hAnsi="Arial" w:cs="Arial"/>
           <w:b/>
@@ -439,6 +440,7 @@
     </w:p>
     <w:p>
       <w:pPr>
+        <w:jc w:val="both"/>
         <w:rPr>
           <w:rFonts w:ascii="Arial" w:hAnsi="Arial" w:cs="Arial"/>
           <w:sz w:val="24"/>
@@ -457,6 +459,7 @@
     <w:p>
       <w:pPr>
         <w:pStyle w:val="Ttulo1"/>
+        <w:jc w:val="both"/>
         <w:rPr>
           <w:rFonts w:ascii="Arial" w:hAnsi="Arial" w:cs="Arial"/>
           <w:b/>
@@ -480,6 +483,7 @@
     </w:p>
     <w:p>
       <w:pPr>
+        <w:jc w:val="both"/>
         <w:rPr>
           <w:rFonts w:ascii="Arial" w:hAnsi="Arial" w:cs="Arial"/>
           <w:sz w:val="24"/>
@@ -497,15 +501,17 @@
     </w:p>
     <w:p>
       <w:pPr>
-        <w:rPr>
-          <w:rFonts w:ascii="Arial" w:hAnsi="Arial" w:cs="Arial"/>
-          <w:sz w:val="24"/>
-          <w:szCs w:val="24"/>
-        </w:rPr>
-      </w:pPr>
-      <w:r>
-        <w:rPr>
-          <w:rFonts w:ascii="Arial" w:hAnsi="Arial" w:cs="Arial"/>
+        <w:jc w:val="both"/>
+        <w:rPr>
+          <w:rFonts w:ascii="Arial" w:hAnsi="Arial" w:cs="Arial"/>
+          <w:sz w:val="24"/>
+          <w:szCs w:val="24"/>
+        </w:rPr>
+      </w:pPr>
+      <w:r>
+        <w:rPr>
+          <w:rFonts w:ascii="Arial" w:hAnsi="Arial" w:cs="Arial"/>
+          <w:noProof/>
           <w:sz w:val="24"/>
           <w:szCs w:val="24"/>
         </w:rPr>
@@ -549,6 +555,7 @@
     <w:p>
       <w:pPr>
         <w:pStyle w:val="Ttulo1"/>
+        <w:jc w:val="both"/>
         <w:rPr>
           <w:rFonts w:ascii="Arial" w:hAnsi="Arial" w:cs="Arial"/>
           <w:b/>
@@ -572,6 +579,7 @@
     </w:p>
     <w:p>
       <w:pPr>
+        <w:jc w:val="both"/>
         <w:rPr>
           <w:rFonts w:ascii="Arial" w:hAnsi="Arial" w:cs="Arial"/>
           <w:sz w:val="24"/>
@@ -649,6 +657,7 @@
     <w:p>
       <w:pPr>
         <w:pStyle w:val="Ttulo1"/>
+        <w:jc w:val="both"/>
         <w:rPr>
           <w:rFonts w:ascii="Arial" w:hAnsi="Arial" w:cs="Arial"/>
           <w:b/>
@@ -672,6 +681,7 @@
     </w:p>
     <w:p>
       <w:pPr>
+        <w:jc w:val="both"/>
         <w:rPr>
           <w:rFonts w:ascii="Arial" w:hAnsi="Arial" w:cs="Arial"/>
           <w:sz w:val="24"/>
@@ -722,6 +732,7 @@
       <w:r>
         <w:rPr>
           <w:rFonts w:ascii="Arial" w:hAnsi="Arial" w:cs="Arial"/>
+          <w:noProof/>
           <w:sz w:val="24"/>
           <w:szCs w:val="24"/>
         </w:rPr>
@@ -764,42 +775,47 @@
     </w:p>
     <w:p>
       <w:pPr>
-        <w:rPr>
-          <w:rFonts w:ascii="Arial" w:hAnsi="Arial" w:cs="Arial"/>
-          <w:sz w:val="24"/>
-          <w:szCs w:val="24"/>
-        </w:rPr>
-      </w:pPr>
-    </w:p>
-    <w:p>
-      <w:pPr>
-        <w:rPr>
-          <w:rFonts w:ascii="Arial" w:hAnsi="Arial" w:cs="Arial"/>
-          <w:sz w:val="24"/>
-          <w:szCs w:val="24"/>
-        </w:rPr>
-      </w:pPr>
-    </w:p>
-    <w:p>
-      <w:pPr>
-        <w:rPr>
-          <w:rFonts w:ascii="Arial" w:hAnsi="Arial" w:cs="Arial"/>
-          <w:sz w:val="24"/>
-          <w:szCs w:val="24"/>
-        </w:rPr>
-      </w:pPr>
-    </w:p>
-    <w:p>
-      <w:pPr>
-        <w:rPr>
-          <w:rFonts w:ascii="Arial" w:hAnsi="Arial" w:cs="Arial"/>
-          <w:sz w:val="24"/>
-          <w:szCs w:val="24"/>
-        </w:rPr>
-      </w:pPr>
-    </w:p>
-    <w:p>
-      <w:pPr>
+        <w:jc w:val="both"/>
+        <w:rPr>
+          <w:rFonts w:ascii="Arial" w:hAnsi="Arial" w:cs="Arial"/>
+          <w:sz w:val="24"/>
+          <w:szCs w:val="24"/>
+        </w:rPr>
+      </w:pPr>
+    </w:p>
+    <w:p>
+      <w:pPr>
+        <w:jc w:val="both"/>
+        <w:rPr>
+          <w:rFonts w:ascii="Arial" w:hAnsi="Arial" w:cs="Arial"/>
+          <w:sz w:val="24"/>
+          <w:szCs w:val="24"/>
+        </w:rPr>
+      </w:pPr>
+    </w:p>
+    <w:p>
+      <w:pPr>
+        <w:jc w:val="both"/>
+        <w:rPr>
+          <w:rFonts w:ascii="Arial" w:hAnsi="Arial" w:cs="Arial"/>
+          <w:sz w:val="24"/>
+          <w:szCs w:val="24"/>
+        </w:rPr>
+      </w:pPr>
+    </w:p>
+    <w:p>
+      <w:pPr>
+        <w:jc w:val="both"/>
+        <w:rPr>
+          <w:rFonts w:ascii="Arial" w:hAnsi="Arial" w:cs="Arial"/>
+          <w:sz w:val="24"/>
+          <w:szCs w:val="24"/>
+        </w:rPr>
+      </w:pPr>
+    </w:p>
+    <w:p>
+      <w:pPr>
+        <w:jc w:val="both"/>
         <w:rPr>
           <w:rFonts w:ascii="Arial" w:hAnsi="Arial" w:cs="Arial"/>
           <w:sz w:val="24"/>
@@ -818,15 +834,17 @@
     </w:p>
     <w:p>
       <w:pPr>
-        <w:rPr>
-          <w:rFonts w:ascii="Arial" w:hAnsi="Arial" w:cs="Arial"/>
-          <w:sz w:val="24"/>
-          <w:szCs w:val="24"/>
-        </w:rPr>
-      </w:pPr>
-      <w:r>
-        <w:rPr>
-          <w:rFonts w:ascii="Arial" w:hAnsi="Arial" w:cs="Arial"/>
+        <w:jc w:val="both"/>
+        <w:rPr>
+          <w:rFonts w:ascii="Arial" w:hAnsi="Arial" w:cs="Arial"/>
+          <w:sz w:val="24"/>
+          <w:szCs w:val="24"/>
+        </w:rPr>
+      </w:pPr>
+      <w:r>
+        <w:rPr>
+          <w:rFonts w:ascii="Arial" w:hAnsi="Arial" w:cs="Arial"/>
+          <w:noProof/>
           <w:sz w:val="24"/>
           <w:szCs w:val="24"/>
         </w:rPr>
@@ -870,6 +888,7 @@
     <w:p>
       <w:pPr>
         <w:pStyle w:val="Ttulo1"/>
+        <w:jc w:val="both"/>
         <w:rPr>
           <w:rFonts w:ascii="Arial" w:hAnsi="Arial" w:cs="Arial"/>
           <w:b/>
@@ -893,6 +912,7 @@
     </w:p>
     <w:p>
       <w:pPr>
+        <w:jc w:val="both"/>
         <w:rPr>
           <w:rFonts w:ascii="Arial" w:hAnsi="Arial" w:cs="Arial"/>
           <w:sz w:val="24"/>
@@ -951,6 +971,7 @@
     </w:p>
     <w:p>
       <w:pPr>
+        <w:jc w:val="both"/>
         <w:rPr>
           <w:rFonts w:ascii="Arial" w:hAnsi="Arial" w:cs="Arial"/>
           <w:sz w:val="24"/>
@@ -968,15 +989,17 @@
     </w:p>
     <w:p>
       <w:pPr>
-        <w:rPr>
-          <w:rFonts w:ascii="Arial" w:hAnsi="Arial" w:cs="Arial"/>
-          <w:sz w:val="24"/>
-          <w:szCs w:val="24"/>
-        </w:rPr>
-      </w:pPr>
-      <w:r>
-        <w:rPr>
-          <w:rFonts w:ascii="Arial" w:hAnsi="Arial" w:cs="Arial"/>
+        <w:jc w:val="both"/>
+        <w:rPr>
+          <w:rFonts w:ascii="Arial" w:hAnsi="Arial" w:cs="Arial"/>
+          <w:sz w:val="24"/>
+          <w:szCs w:val="24"/>
+        </w:rPr>
+      </w:pPr>
+      <w:r>
+        <w:rPr>
+          <w:rFonts w:ascii="Arial" w:hAnsi="Arial" w:cs="Arial"/>
+          <w:noProof/>
           <w:sz w:val="24"/>
           <w:szCs w:val="24"/>
         </w:rPr>
@@ -1019,6 +1042,7 @@
     </w:p>
     <w:p>
       <w:pPr>
+        <w:jc w:val="both"/>
         <w:rPr>
           <w:rFonts w:ascii="Arial" w:hAnsi="Arial" w:cs="Arial"/>
           <w:sz w:val="24"/>
@@ -1046,6 +1070,7 @@
     <w:p>
       <w:pPr>
         <w:pStyle w:val="Ttulo1"/>
+        <w:jc w:val="both"/>
         <w:rPr>
           <w:rFonts w:ascii="Arial" w:hAnsi="Arial" w:cs="Arial"/>
           <w:b/>

--- a/Andres Pereira/PYTHON/PYTEST/Documentacion Pytest.docx
+++ b/Andres Pereira/PYTHON/PYTEST/Documentacion Pytest.docx
@@ -110,17 +110,7 @@
           <w:sz w:val="24"/>
           <w:szCs w:val="24"/>
         </w:rPr>
-        <w:t>Autor:</w:t>
-      </w:r>
-      <w:r>
-        <w:rPr>
-          <w:rFonts w:ascii="Arial" w:hAnsi="Arial" w:cs="Arial"/>
-          <w:b/>
-          <w:bCs/>
-          <w:sz w:val="24"/>
-          <w:szCs w:val="24"/>
-        </w:rPr>
-        <w:t xml:space="preserve">  Andres David Pereira Puello</w:t>
+        <w:t>Andres David Pereira Puello</w:t>
       </w:r>
     </w:p>
     <w:p>
@@ -294,16 +284,6 @@
           <w:szCs w:val="24"/>
         </w:rPr>
       </w:pPr>
-      <w:r>
-        <w:rPr>
-          <w:rFonts w:ascii="Arial" w:hAnsi="Arial" w:cs="Arial"/>
-          <w:b/>
-          <w:bCs/>
-          <w:sz w:val="24"/>
-          <w:szCs w:val="24"/>
-        </w:rPr>
-        <w:t xml:space="preserve">Fecha: </w:t>
-      </w:r>
       <w:r>
         <w:rPr>
           <w:rFonts w:ascii="Arial" w:hAnsi="Arial" w:cs="Arial"/>
@@ -579,7 +559,6 @@
     </w:p>
     <w:p>
       <w:pPr>
-        <w:jc w:val="both"/>
         <w:rPr>
           <w:rFonts w:ascii="Arial" w:hAnsi="Arial" w:cs="Arial"/>
           <w:sz w:val="24"/>
@@ -633,7 +612,7 @@
           <w:szCs w:val="24"/>
         </w:rPr>
         <w:br/>
-        <w:t>├── app.py</w:t>
+        <w:t>├──app.py</w:t>
       </w:r>
       <w:r>
         <w:rPr>
@@ -642,7 +621,7 @@
           <w:szCs w:val="24"/>
         </w:rPr>
         <w:br/>
-        <w:t>├── test_app.py</w:t>
+        <w:t>├──test_app.py</w:t>
       </w:r>
       <w:r>
         <w:rPr>
@@ -711,7 +690,7 @@
           <w:sz w:val="24"/>
           <w:szCs w:val="24"/>
         </w:rPr>
-        <w:t>FUNCIONES A HACER TEST</w:t>
+        <w:t>Funciones A Hacer Test</w:t>
       </w:r>
       <w:r>
         <w:rPr>
@@ -737,7 +716,7 @@
           <w:szCs w:val="24"/>
         </w:rPr>
         <w:drawing>
-          <wp:inline distT="0" distB="0" distL="0" distR="0" wp14:anchorId="2714F2C3" wp14:editId="4CBE1242">
+          <wp:inline distT="0" distB="0" distL="0" distR="0" wp14:anchorId="2714F2C3" wp14:editId="0C900491">
             <wp:extent cx="3651358" cy="1238250"/>
             <wp:effectExtent l="0" t="0" r="6350" b="0"/>
             <wp:docPr id="853767020" name="Imagen 1" descr="Pantalla negra con letras blancas&#10;&#10;El contenido generado por IA puede ser incorrecto."/>
@@ -760,7 +739,7 @@
                   <pic:spPr>
                     <a:xfrm>
                       <a:off x="0" y="0"/>
-                      <a:ext cx="3655084" cy="1239514"/>
+                      <a:ext cx="3651358" cy="1238250"/>
                     </a:xfrm>
                     <a:prstGeom prst="rect">
                       <a:avLst/>
@@ -775,6 +754,60 @@
     </w:p>
     <w:p>
       <w:pPr>
+        <w:rPr>
+          <w:rFonts w:ascii="Arial" w:hAnsi="Arial" w:cs="Arial"/>
+          <w:sz w:val="24"/>
+          <w:szCs w:val="24"/>
+        </w:rPr>
+      </w:pPr>
+    </w:p>
+    <w:p>
+      <w:pPr>
+        <w:rPr>
+          <w:rFonts w:ascii="Arial" w:hAnsi="Arial" w:cs="Arial"/>
+          <w:sz w:val="24"/>
+          <w:szCs w:val="24"/>
+        </w:rPr>
+      </w:pPr>
+    </w:p>
+    <w:p>
+      <w:pPr>
+        <w:rPr>
+          <w:rFonts w:ascii="Arial" w:hAnsi="Arial" w:cs="Arial"/>
+          <w:sz w:val="24"/>
+          <w:szCs w:val="24"/>
+        </w:rPr>
+      </w:pPr>
+    </w:p>
+    <w:p>
+      <w:pPr>
+        <w:rPr>
+          <w:rFonts w:ascii="Arial" w:hAnsi="Arial" w:cs="Arial"/>
+          <w:sz w:val="24"/>
+          <w:szCs w:val="24"/>
+        </w:rPr>
+      </w:pPr>
+    </w:p>
+    <w:p>
+      <w:pPr>
+        <w:rPr>
+          <w:rFonts w:ascii="Arial" w:hAnsi="Arial" w:cs="Arial"/>
+          <w:sz w:val="24"/>
+          <w:szCs w:val="24"/>
+        </w:rPr>
+      </w:pPr>
+      <w:r>
+        <w:rPr>
+          <w:rFonts w:ascii="Arial" w:hAnsi="Arial" w:cs="Arial"/>
+          <w:sz w:val="24"/>
+          <w:szCs w:val="24"/>
+        </w:rPr>
+        <w:lastRenderedPageBreak/>
+        <w:t>Test</w:t>
+      </w:r>
+    </w:p>
+    <w:p>
+      <w:pPr>
         <w:jc w:val="both"/>
         <w:rPr>
           <w:rFonts w:ascii="Arial" w:hAnsi="Arial" w:cs="Arial"/>
@@ -782,65 +815,6 @@
           <w:szCs w:val="24"/>
         </w:rPr>
       </w:pPr>
-    </w:p>
-    <w:p>
-      <w:pPr>
-        <w:jc w:val="both"/>
-        <w:rPr>
-          <w:rFonts w:ascii="Arial" w:hAnsi="Arial" w:cs="Arial"/>
-          <w:sz w:val="24"/>
-          <w:szCs w:val="24"/>
-        </w:rPr>
-      </w:pPr>
-    </w:p>
-    <w:p>
-      <w:pPr>
-        <w:jc w:val="both"/>
-        <w:rPr>
-          <w:rFonts w:ascii="Arial" w:hAnsi="Arial" w:cs="Arial"/>
-          <w:sz w:val="24"/>
-          <w:szCs w:val="24"/>
-        </w:rPr>
-      </w:pPr>
-    </w:p>
-    <w:p>
-      <w:pPr>
-        <w:jc w:val="both"/>
-        <w:rPr>
-          <w:rFonts w:ascii="Arial" w:hAnsi="Arial" w:cs="Arial"/>
-          <w:sz w:val="24"/>
-          <w:szCs w:val="24"/>
-        </w:rPr>
-      </w:pPr>
-    </w:p>
-    <w:p>
-      <w:pPr>
-        <w:jc w:val="both"/>
-        <w:rPr>
-          <w:rFonts w:ascii="Arial" w:hAnsi="Arial" w:cs="Arial"/>
-          <w:sz w:val="24"/>
-          <w:szCs w:val="24"/>
-        </w:rPr>
-      </w:pPr>
-      <w:r>
-        <w:rPr>
-          <w:rFonts w:ascii="Arial" w:hAnsi="Arial" w:cs="Arial"/>
-          <w:sz w:val="24"/>
-          <w:szCs w:val="24"/>
-        </w:rPr>
-        <w:lastRenderedPageBreak/>
-        <w:t>TEST</w:t>
-      </w:r>
-    </w:p>
-    <w:p>
-      <w:pPr>
-        <w:jc w:val="both"/>
-        <w:rPr>
-          <w:rFonts w:ascii="Arial" w:hAnsi="Arial" w:cs="Arial"/>
-          <w:sz w:val="24"/>
-          <w:szCs w:val="24"/>
-        </w:rPr>
-      </w:pPr>
       <w:r>
         <w:rPr>
           <w:rFonts w:ascii="Arial" w:hAnsi="Arial" w:cs="Arial"/>
@@ -849,7 +823,7 @@
           <w:szCs w:val="24"/>
         </w:rPr>
         <w:drawing>
-          <wp:inline distT="0" distB="0" distL="0" distR="0" wp14:anchorId="69B6099A" wp14:editId="7173D76F">
+          <wp:inline distT="0" distB="0" distL="0" distR="0" wp14:anchorId="69B6099A" wp14:editId="2F2E7569">
             <wp:extent cx="2901950" cy="1579003"/>
             <wp:effectExtent l="0" t="0" r="0" b="2540"/>
             <wp:docPr id="454124238" name="Imagen 1" descr="Texto&#10;&#10;El contenido generado por IA puede ser incorrecto."/>
@@ -872,7 +846,7 @@
                   <pic:spPr>
                     <a:xfrm>
                       <a:off x="0" y="0"/>
-                      <a:ext cx="2909088" cy="1582887"/>
+                      <a:ext cx="2901950" cy="1579003"/>
                     </a:xfrm>
                     <a:prstGeom prst="rect">
                       <a:avLst/>
